--- a/notes/social_groups_definition.docx
+++ b/notes/social_groups_definition.docx
@@ -222,23 +222,13 @@
           <w:lang w:val="en-US"/>
         </w:rPr>
       </w:pPr>
-      <w:proofErr w:type="spellStart"/>
-      <w:r>
-        <w:rPr>
-          <w:b/>
-          <w:bCs/>
-          <w:lang w:val="en-US"/>
-        </w:rPr>
-        <w:t>Thau</w:t>
-      </w:r>
-      <w:proofErr w:type="spellEnd"/>
-      <w:r>
-        <w:rPr>
-          <w:b/>
-          <w:bCs/>
-          <w:lang w:val="en-US"/>
-        </w:rPr>
-        <w:t xml:space="preserve"> (2019):</w:t>
+      <w:r>
+        <w:rPr>
+          <w:b/>
+          <w:bCs/>
+          <w:lang w:val="en-US"/>
+        </w:rPr>
+        <w:t>Thau (2019):</w:t>
       </w:r>
       <w:r>
         <w:rPr>
@@ -523,7 +513,19 @@
         <w:rPr>
           <w:lang w:val="en-US"/>
         </w:rPr>
-        <w:t xml:space="preserve">e define social group as a collective of people with one or more common characteristics. As discussed in section 2, we deliberately adopt a broad </w:t>
+        <w:t xml:space="preserve">e define social group as a </w:t>
+      </w:r>
+      <w:r>
+        <w:rPr>
+          <w:lang w:val="en-US"/>
+        </w:rPr>
+        <w:t>collection</w:t>
+      </w:r>
+      <w:r>
+        <w:rPr>
+          <w:lang w:val="en-US"/>
+        </w:rPr>
+        <w:t xml:space="preserve"> of people with one or more common characteristics. As discussed in section 2, we deliberately adopt a broad </w:t>
       </w:r>
       <w:r>
         <w:rPr>
@@ -637,20 +639,6 @@
         </w:rPr>
         <w:t>The second concept is a group appeal, which is defined as an intentional act that associates a political actor with a social group. Group-based appeals consist of a social group and the stance taken towards that group, which can be either supportive or critical (Dolinsky and Huber 2023).</w:t>
       </w:r>
-    </w:p>
-    <w:p>
-      <w:pPr>
-        <w:pStyle w:val="Listenabsatz"/>
-        <w:numPr>
-          <w:ilvl w:val="0"/>
-          <w:numId w:val="1"/>
-        </w:numPr>
-        <w:rPr>
-          <w:b/>
-          <w:bCs/>
-          <w:lang w:val="en-US"/>
-        </w:rPr>
-      </w:pPr>
       <w:r>
         <w:rPr>
           <w:lang w:val="en-US"/>
